--- a/08_OOP/Dokumente/Python_Code_Challenge_Skript.docx
+++ b/08_OOP/Dokumente/Python_Code_Challenge_Skript.docx
@@ -14062,7 +14062,7 @@
 </file>
 
 <file path=customXml/itemProps1.xml><?xml version="1.0" encoding="utf-8"?>
-<ds:datastoreItem xmlns:ds="http://schemas.openxmlformats.org/officeDocument/2006/customXml" ds:itemID="{6DF4E90B-F925-714A-8D08-82EFAF222DE7}">
+<ds:datastoreItem xmlns:ds="http://schemas.openxmlformats.org/officeDocument/2006/customXml" ds:itemID="{7F80BCB1-2830-CB45-9576-5B807C28A9AB}">
   <ds:schemaRefs>
     <ds:schemaRef ds:uri="http://schemas.openxmlformats.org/officeDocument/2006/bibliography"/>
   </ds:schemaRefs>
